--- a/figures/nc/release/NC_manuscript_20261007.docx
+++ b/figures/nc/release/NC_manuscript_20261007.docx
@@ -190,7 +190,7 @@
           <w:i w:val="0"/>
           <w:sz w:val="16"/>
         </w:rPr>
-        <w:t>Fig. 1 | Qualification and certification of a scientific measurement contract.</w:t>
+        <w:t>Fig. 1 | The downstream operator at each stage of certified compression.</w:t>
       </w:r>
       <w:r>
         <w:rPr>
@@ -235,7 +235,7 @@
           <w:i w:val="0"/>
           <w:sz w:val="16"/>
         </w:rPr>
-        <w:t>, The workflow as one track. The contract declares the quantity of interest Q, the downstream algorithm, the tolerance τ and which inputs are exact or approximate. Qualification applies the pre-specified probes δₖ to the approximate inputs and records the stability floor fC=maxₖ|Δ Qₖ|; a contract with fC≥τ leaves the main line as non-evaluable. Certification evaluates each decoded field with the same analysis: |Δ Q|&lt;τ is certified; an eligible contract with |Δ Q|≥τ at every evaluated setting is not certified.</w:t>
+        <w:t>, The workflow as one track. The contract declares the quantity of interest Q, the downstream algorithm, the tolerance τ and which inputs are exact or approximate. Qualification applies the pre-specified probes δₖ to the approximate inputs and records the stability floor fC=maxₖ|Δ Qₖ|; a contract with fC≥τ leaves the main line as non-evaluable. Allocation and prediction read the operator symbol a(G): the step law ΔG∝ w(G)⁻¹/² with w=|a|², and the gain over operator-blind allocation, G pred, committed before any coding. Certification re-runs each analysis on the decoded field from any codec: the field is certified when every |Δ Qᵢ|&lt;τ; an eligible contract with |Δ Qᵢ|≥τ at every evaluated setting is not certified.</w:t>
       </w:r>
     </w:p>
     <w:p>
@@ -721,21 +721,6 @@
     </w:p>
     <w:p>
       <w:pPr>
-        <w:keepNext/>
-        <w:spacing w:before="200" w:after="80"/>
-      </w:pPr>
-      <w:r>
-        <w:rPr>
-          <w:rFonts w:ascii="Arial" w:hAnsi="Arial"/>
-          <w:b/>
-          <w:i w:val="0"/>
-          <w:sz w:val="20"/>
-        </w:rPr>
-        <w:t>Under equal search, the law certifies an order of magnitude more than pointwise codecs on bulk crystals and surface slabs</w:t>
-      </w:r>
-    </w:p>
-    <w:p>
-      <w:pPr>
         <w:spacing w:after="120"/>
         <w:jc w:val="both"/>
       </w:pPr>
@@ -746,22 +731,7 @@
           <w:i w:val="0"/>
           <w:sz w:val="20"/>
         </w:rPr>
-        <w:t>We tested the law prospectively on 60 Materials Project bulk crystals and 32 NOMAD surface slabs that had never been used in the project (Methods). Three arms received the same continuous search with decode-verified certificates: the closed-form law (A1), spectral truncation at the best of 32 cutoffs (A2), and the best of ZFP, SZ3 and SPERR (A6). The Hartree contract is relative root-mean-square potential error below τ, with historical and Nyquist-safe evaluation. Both cohorts ran with zero pipeline failures.</w:t>
-      </w:r>
-    </w:p>
-    <w:p>
-      <w:pPr>
-        <w:spacing w:after="120"/>
-        <w:jc w:val="both"/>
-      </w:pPr>
-      <w:r>
-        <w:rPr>
-          <w:rFonts w:ascii="Arial" w:hAnsi="Arial"/>
-          <w:b w:val="0"/>
-          <w:i w:val="0"/>
-          <w:sz w:val="20"/>
-        </w:rPr>
-        <w:t>At τ=10⁻⁶, the law certified a median 10.2-fold more compression than the best pointwise codec on bulk crystals (95% CI 9.13–12.09; 60/60 materials) and 18.5-fold more on slabs (15.8–23.1; 32/32) (Fig. 4a). It exceeded spectral truncation 1.32-fold (1.27–1.35; 52/60) and 1.41-fold (1.28–1.72; 27/32) (Fig. 4b). The advantage over pointwise codecs held at every tolerance: 9.10-, 10.2- and 3.30-fold on bulk crystals and 15.9-, 18.5- and 7.0-fold on slabs at 10⁻⁴, 10⁻⁶ and 10⁻⁸ (Fig. 4c; per-tolerance tables in Supplementary Note 5).</w:t>
+        <w:t>On one density the law's action can be followed shell by shell (KCN, the material of Figs. 1a and 3e; Fig. 4). The step grows as |G|² from the exactly stored G=0 (Fig. 4a). Beyond q=|G|/G max≈0.26 the root-mean-square reference coefficient falls below the step and quantizes to zero (Fig. 4c), so 97.5% of the bytes sit in the 10 innermost of 32 shells (Fig. 4e). Within q≤0.25 the Hartree error per mode stayed within 10.4–13.6 times its all-mode mean, the equal-distortion signature of the law; under uniform steps the same quantity spanned 0.238 to 19,829, with the lowest shell dominating, as for ZFP, SZ3 and SPERR (Fig. 4d). At a decoded Hartree error of 10⁻⁶ the law certified a compression ratio of 133, against 60.7 for uniform steps, 115 for truncation at its best cutoff and 15.7, 13.5 and 6.6 for ZFP, SZ3 and SPERR (Fig. 4b).</w:t>
       </w:r>
     </w:p>
     <w:p>
@@ -773,7 +743,7 @@
       <w:r>
         <w:drawing>
           <wp:inline xmlns:a="http://schemas.openxmlformats.org/drawingml/2006/main" xmlns:pic="http://schemas.openxmlformats.org/drawingml/2006/picture">
-            <wp:extent cx="6408000" cy="2309964"/>
+            <wp:extent cx="6408000" cy="3641381"/>
             <wp:docPr id="4" name="Picture 4"/>
             <wp:cNvGraphicFramePr>
               <a:graphicFrameLocks noChangeAspect="1"/>
@@ -794,7 +764,7 @@
                   <pic:spPr>
                     <a:xfrm>
                       <a:off x="0" y="0"/>
-                      <a:ext cx="6408000" cy="2309964"/>
+                      <a:ext cx="6408000" cy="3641381"/>
                     </a:xfrm>
                     <a:prstGeom prst="rect"/>
                   </pic:spPr>
@@ -817,7 +787,7 @@
           <w:i w:val="0"/>
           <w:sz w:val="16"/>
         </w:rPr>
-        <w:t>Fig. 4 | Under equal search, the closed-form law certifies an order of magnitude more than pointwise codecs and beats spectral truncation.</w:t>
+        <w:t>Fig. 4 | The operator symbol fixes where the step, the error and the bytes go.</w:t>
       </w:r>
       <w:r>
         <w:rPr>
@@ -826,7 +796,7 @@
           <w:i w:val="0"/>
           <w:sz w:val="16"/>
         </w:rPr>
-        <w:t xml:space="preserve"> Fresh cohorts: 60 bulk crystals (P1, circles) and 32 surface slabs (P3b, triangles); every stream decode-verified; A1, A2 and A6 receive equal continuous search. </w:t>
+        <w:t xml:space="preserve"> One development density (KCN, mp-676693) and the Hartree potential; every stream is decoded and its Hartree error recomputed. </w:t>
       </w:r>
       <w:r>
         <w:rPr>
@@ -844,7 +814,7 @@
           <w:i w:val="0"/>
           <w:sz w:val="16"/>
         </w:rPr>
-        <w:t xml:space="preserve">, Certified compression ratio (CR) of the law (A1) against the best of ZFP, SZ3 and SPERR (A6) at Hartree relative error 10⁻⁶; lines mark ratios 1 and 10 (medians 10.2-fold, 60/60, and 18.5-fold, 32/32). </w:t>
+        <w:t xml:space="preserve">, Quantization step ΔG on the reciprocal plane through G=0 spanned by b₁ and b₂ for the closed-form law (ΔG∝|G|²), uniform steps and spectral truncation at its best cutoff (q=0.25; outer modes not stored), each at its certified point for a Hartree tolerance of 10⁻⁶; G=0 (cross) is stored exactly. </w:t>
       </w:r>
       <w:r>
         <w:rPr>
@@ -862,7 +832,7 @@
           <w:i w:val="0"/>
           <w:sz w:val="16"/>
         </w:rPr>
-        <w:t xml:space="preserve">, A1 against spectral truncation (A2) at 10⁻⁶ (1.32-fold, 52/60; 1.41-fold, 27/32). </w:t>
+        <w:t xml:space="preserve">, Compression ratio against decoded Hartree relative error; truncation is the lower envelope over 32 cutoffs; open circles, certified points at 10⁻⁴, 10⁻⁶ and 10⁻⁸ (vertical lines). </w:t>
       </w:r>
       <w:r>
         <w:rPr>
@@ -880,7 +850,76 @@
           <w:i w:val="0"/>
           <w:sz w:val="16"/>
         </w:rPr>
-        <w:t>, Median ratios A1/A6 and A1/A2 with bootstrap 95% CIs at 10⁻⁴, 10⁻⁶ and 10⁻⁸ for each cohort.</w:t>
+        <w:t xml:space="preserve">, Root-mean-square reference coefficient per radial bin, q=|G|/G max, and the step of each policy at 10⁻⁶. </w:t>
+      </w:r>
+      <w:r>
+        <w:rPr>
+          <w:rFonts w:ascii="Arial" w:hAnsi="Arial"/>
+          <w:b/>
+          <w:i w:val="0"/>
+          <w:sz w:val="16"/>
+        </w:rPr>
+        <w:t>d</w:t>
+      </w:r>
+      <w:r>
+        <w:rPr>
+          <w:rFonts w:ascii="Arial" w:hAnsi="Arial"/>
+          <w:b w:val="0"/>
+          <w:i w:val="0"/>
+          <w:sz w:val="16"/>
+        </w:rPr>
+        <w:t xml:space="preserve">, Hartree error per mode relative to its all-mode mean, per radial bin, at 10⁻⁶; colours and line styles as in </w:t>
+      </w:r>
+      <w:r>
+        <w:rPr>
+          <w:rFonts w:ascii="Arial" w:hAnsi="Arial"/>
+          <w:b/>
+          <w:i w:val="0"/>
+          <w:sz w:val="16"/>
+        </w:rPr>
+        <w:t>b</w:t>
+      </w:r>
+      <w:r>
+        <w:rPr>
+          <w:rFonts w:ascii="Arial" w:hAnsi="Arial"/>
+          <w:b w:val="0"/>
+          <w:i w:val="0"/>
+          <w:sz w:val="16"/>
+        </w:rPr>
+        <w:t xml:space="preserve">. </w:t>
+      </w:r>
+      <w:r>
+        <w:rPr>
+          <w:rFonts w:ascii="Arial" w:hAnsi="Arial"/>
+          <w:b/>
+          <w:i w:val="0"/>
+          <w:sz w:val="16"/>
+        </w:rPr>
+        <w:t>e</w:t>
+      </w:r>
+      <w:r>
+        <w:rPr>
+          <w:rFonts w:ascii="Arial" w:hAnsi="Arial"/>
+          <w:b w:val="0"/>
+          <w:i w:val="0"/>
+          <w:sz w:val="16"/>
+        </w:rPr>
+        <w:t>, Compressed bytes per radial shell at 10⁻⁶, with stream totals.</w:t>
+      </w:r>
+    </w:p>
+    <w:p>
+      <w:pPr>
+        <w:keepNext/>
+        <w:spacing w:before="200" w:after="80"/>
+      </w:pPr>
+      <w:r>
+        <w:rPr>
+          <w:rFonts w:ascii="Arial" w:hAnsi="Arial"/>
+          <w:b/>
+          <w:i w:val="0"/>
+          <w:sz w:val="20"/>
+        </w:rPr>
+        <w:t>Under equal search, the law certifies an order of magnitude more than pointwise codecs on bulk crystals and surface slabs</w:t>
       </w:r>
     </w:p>
     <w:p>
@@ -895,22 +934,7 @@
           <w:i w:val="0"/>
           <w:sz w:val="20"/>
         </w:rPr>
-        <w:t>The advantage over truncation is a property of tight tolerances. It grows to 1.59-fold (bulk) and 2.16-fold (slabs) at 10⁻⁸, whereas at 10⁻⁴ truncation certifies more (ratios 0.79 and 0.69). At that rate most coefficients fall in the quantizer's dead zone, the regime in which low-rate transform-coding theory replaces the high-rate law.³⁰,³¹ Operational allocation, examined next, covers that regime.</w:t>
-      </w:r>
-    </w:p>
-    <w:p>
-      <w:pPr>
-        <w:keepNext/>
-        <w:spacing w:before="200" w:after="80"/>
-      </w:pPr>
-      <w:r>
-        <w:rPr>
-          <w:rFonts w:ascii="Arial" w:hAnsi="Arial"/>
-          <w:b/>
-          <w:i w:val="0"/>
-          <w:sz w:val="20"/>
-        </w:rPr>
-        <w:t>The operator metric carries the gain, and the system class sets the optimizer's share</w:t>
+        <w:t>We tested the law prospectively on 60 Materials Project bulk crystals and 32 NOMAD surface slabs that had never been used in the project (Methods). Three arms received the same continuous search with decode-verified certificates: the closed-form law (A1), spectral truncation at the best of 32 cutoffs (A2), and the best of ZFP, SZ3 and SPERR (A6). The Hartree contract is relative root-mean-square potential error below τ, with historical and Nyquist-safe evaluation. Both cohorts ran with zero pipeline failures.</w:t>
       </w:r>
     </w:p>
     <w:p>
@@ -925,22 +949,7 @@
           <w:i w:val="0"/>
           <w:sz w:val="20"/>
         </w:rPr>
-        <w:t>To separate the metric from the optimizer, we built the operational optimum (A3): Lagrangian selection, per radial shell, over exact pairs of compressed bytes and operator distortion,³²,³³ targeted directly at the decode-verified Hartree certificate. Its control (A5) runs the same machinery in the operator-blind L₂ metric, with the Lagrange multiplier chosen only so that the same Hartree certificate holds.</w:t>
-      </w:r>
-    </w:p>
-    <w:p>
-      <w:pPr>
-        <w:spacing w:after="120"/>
-        <w:jc w:val="both"/>
-      </w:pPr>
-      <w:r>
-        <w:rPr>
-          <w:rFonts w:ascii="Arial" w:hAnsi="Arial"/>
-          <w:b w:val="0"/>
-          <w:i w:val="0"/>
-          <w:sz w:val="20"/>
-        </w:rPr>
-        <w:t>The metric carries the gain. At τ=10⁻⁶, the optimum under the operator metric certified 2.12-fold more than the optimum under the blind metric on bulk crystals (95% CI 1.92–2.46; 60/60) and 3.43-fold more on slabs (2.89–4.08; 32/32) (Fig. 5a). The ratio exceeded 1.3 at every tolerance (bulk 1.33, 2.12 and 1.60; slabs 1.82, 3.43 and 3.04 at 10⁻⁴, 10⁻⁶ and 10⁻⁸).</w:t>
+        <w:t>At τ=10⁻⁶, the law certified a median 10.2-fold more compression than the best pointwise codec on bulk crystals (95% CI 9.13–12.09; 60/60 materials) and 18.5-fold more on slabs (15.8–23.1; 32/32) (Fig. 5a). It exceeded spectral truncation 1.32-fold (1.27–1.35; 52/60) and 1.41-fold (1.28–1.72; 27/32) (Fig. 5b). The advantage over pointwise codecs held at every tolerance: 9.10-, 10.2- and 3.30-fold on bulk crystals and 15.9-, 18.5- and 7.0-fold on slabs at 10⁻⁴, 10⁻⁶ and 10⁻⁸ (Fig. 5c; per-tolerance tables in Supplementary Note 5). In absolute terms the law certified median compression ratios of 196 on bulk crystals and 504 on slabs at 10⁻⁶, against 16.0 and 23.3 for the best pointwise codec (Fig. 5d).</w:t>
       </w:r>
     </w:p>
     <w:p>
@@ -952,7 +961,7 @@
       <w:r>
         <w:drawing>
           <wp:inline xmlns:a="http://schemas.openxmlformats.org/drawingml/2006/main" xmlns:pic="http://schemas.openxmlformats.org/drawingml/2006/picture">
-            <wp:extent cx="6408000" cy="2381131"/>
+            <wp:extent cx="6408000" cy="3780750"/>
             <wp:docPr id="5" name="Picture 5"/>
             <wp:cNvGraphicFramePr>
               <a:graphicFrameLocks noChangeAspect="1"/>
@@ -973,7 +982,7 @@
                   <pic:spPr>
                     <a:xfrm>
                       <a:off x="0" y="0"/>
-                      <a:ext cx="6408000" cy="2381131"/>
+                      <a:ext cx="6408000" cy="3780750"/>
                     </a:xfrm>
                     <a:prstGeom prst="rect"/>
                   </pic:spPr>
@@ -996,7 +1005,7 @@
           <w:i w:val="0"/>
           <w:sz w:val="16"/>
         </w:rPr>
-        <w:t>Fig. 5 | The operator metric carries the gain; the optimizer's share is set by the system class.</w:t>
+        <w:t>Fig. 5 | Under equal search, the closed-form law certifies an order of magnitude more than pointwise codecs and beats spectral truncation.</w:t>
       </w:r>
       <w:r>
         <w:rPr>
@@ -1005,7 +1014,7 @@
           <w:i w:val="0"/>
           <w:sz w:val="16"/>
         </w:rPr>
-        <w:t xml:space="preserve"> Per material (points), median (bar) and bootstrap 95% CI (whisker) at three Hartree tolerances; bulk crystals (60) and surface slabs (32). </w:t>
+        <w:t xml:space="preserve"> Fresh cohorts: 60 bulk crystals (P1, circles) and 32 surface slabs (P3b, triangles); every stream decode-verified; A1, A2 and A6 receive equal continuous search. </w:t>
       </w:r>
       <w:r>
         <w:rPr>
@@ -1023,7 +1032,7 @@
           <w:i w:val="0"/>
           <w:sz w:val="16"/>
         </w:rPr>
-        <w:t xml:space="preserve">, Operational optimum under the operator metric (A3) over the same optimum under the blind L₂ metric (A5), both certified for the same Hartree contract (at 10⁻⁶: 2.12-fold, 60/60; 3.43-fold, 32/32). </w:t>
+        <w:t xml:space="preserve">, Certified compression ratio (CR) of the law (A1) against the best of ZFP, SZ3 and SPERR (A6) at Hartree relative error 10⁻⁶; lines mark ratios 1 and 10 (medians 10.2-fold, 60/60, and 18.5-fold, 32/32). </w:t>
       </w:r>
       <w:r>
         <w:rPr>
@@ -1041,7 +1050,43 @@
           <w:i w:val="0"/>
           <w:sz w:val="16"/>
         </w:rPr>
-        <w:t>, Operational optimum over the closed-form law (A3/A1); dashed line, pre-registered threshold 1.15. At 10⁻⁶ the law is within 10.5% of the optimum for bulk crystals (median 1.105, 95% CI 1.090–1.146) and operational allocation adds 22% for slabs (1.222, 1.138–1.359).</w:t>
+        <w:t xml:space="preserve">, A1 against spectral truncation (A2) at 10⁻⁶ (1.32-fold, 52/60; 1.41-fold, 27/32). </w:t>
+      </w:r>
+      <w:r>
+        <w:rPr>
+          <w:rFonts w:ascii="Arial" w:hAnsi="Arial"/>
+          <w:b/>
+          <w:i w:val="0"/>
+          <w:sz w:val="16"/>
+        </w:rPr>
+        <w:t>c</w:t>
+      </w:r>
+      <w:r>
+        <w:rPr>
+          <w:rFonts w:ascii="Arial" w:hAnsi="Arial"/>
+          <w:b w:val="0"/>
+          <w:i w:val="0"/>
+          <w:sz w:val="16"/>
+        </w:rPr>
+        <w:t xml:space="preserve">, Median ratios A1/A6 and A1/A2 with bootstrap 95% CIs at 10⁻⁴, 10⁻⁶ and 10⁻⁸ for each cohort. </w:t>
+      </w:r>
+      <w:r>
+        <w:rPr>
+          <w:rFonts w:ascii="Arial" w:hAnsi="Arial"/>
+          <w:b/>
+          <w:i w:val="0"/>
+          <w:sz w:val="16"/>
+        </w:rPr>
+        <w:t>d</w:t>
+      </w:r>
+      <w:r>
+        <w:rPr>
+          <w:rFonts w:ascii="Arial" w:hAnsi="Arial"/>
+          <w:b w:val="0"/>
+          <w:i w:val="0"/>
+          <w:sz w:val="16"/>
+        </w:rPr>
+        <w:t>, Certified CR against tolerance for the three arms: median (line) and interquartile range (band) over the materials of each cohort.</w:t>
       </w:r>
     </w:p>
     <w:p>
@@ -1056,7 +1101,7 @@
           <w:i w:val="0"/>
           <w:sz w:val="20"/>
         </w:rPr>
-        <w:t>The optimizer's share depends on the system class. For bulk crystals the closed-form law is within 10.5% of the operational optimum (median ratio 1.105, 95% CI 1.090–1.146, 60 crystals); for surface slabs operational allocation adds 22% (median ratio 1.222, 95% CI 1.138–1.359, 32 slabs), at a Hartree tolerance of 10⁻⁶ (Fig. 5b). The share shrinks as the tolerance tightens (bulk 1.58, 1.10 and 1.03; slabs 2.22, 1.22 and 1.08 at 10⁻⁴, 10⁻⁶ and 10⁻⁸). The closed-form law is therefore the encoder for bulk crystals at tight tolerances, and operational allocation the encoder for surfaces, for loose tolerances and for joint contracts.</w:t>
+        <w:t>The advantage over truncation is a property of tight tolerances. It grows to 1.59-fold (bulk) and 2.16-fold (slabs) at 10⁻⁸, whereas at 10⁻⁴ truncation certifies more (ratios 0.79 and 0.69). At that rate most coefficients fall in the quantizer's dead zone, the regime in which low-rate transform-coding theory replaces the high-rate law.³⁰,³¹ Operational allocation, examined next, covers that regime.</w:t>
       </w:r>
     </w:p>
     <w:p>
@@ -1071,7 +1116,7 @@
           <w:i w:val="0"/>
           <w:sz w:val="20"/>
         </w:rPr>
-        <w:t>One stream certifies the Hartree potential and Bader charges together</w:t>
+        <w:t>The operator metric carries the gain, and the system class sets the optimizer's share</w:t>
       </w:r>
     </w:p>
     <w:p>
@@ -1086,7 +1131,7 @@
           <w:i w:val="0"/>
           <w:sz w:val="20"/>
         </w:rPr>
-        <w:t>A stored density usually serves more than one analysis. We froze a joint contract before any run (Methods): Hartree relative error below 10⁻⁶ on the final stream, and Henkelman Bader charges with an exact all-electron partition reference, maximum atomic-charge error at most τB and zero basin reassignment, for τB=10⁻³, 10⁻⁴ and 10⁻⁵ e. Four base codecs competed: the operational Hartree encoder (R3, the A3 codec), the frozen-ladder law (J), spectral truncation (T1) and the best of ZFP, SZ3 and SPERR (GF). Each base received the same post-processors, including uniform per-basin projection, which restores each basin's charge with the minimum-norm correction in the manner of constraint-satisfaction post-processing,¹² and certify-then-project, which projects only when the decoded stream fails the Bader contract.</w:t>
+        <w:t>To separate the metric from the optimizer, we built the operational optimum (A3): Lagrangian selection, per radial shell, over exact pairs of compressed bytes and operator distortion,³²,³³ targeted directly at the decode-verified Hartree certificate. Its control (A5) runs the same machinery in the operator-blind L₂ metric, with the Lagrange multiplier chosen only so that the same Hartree certificate holds.</w:t>
       </w:r>
     </w:p>
     <w:p>
@@ -1101,7 +1146,7 @@
           <w:i w:val="0"/>
           <w:sz w:val="20"/>
         </w:rPr>
-        <w:t>On 48 fresh bulk crystals, one stream from R3, certified for the Hartree potential at 10⁻⁶, was also certified for Bader charges with zero basin reassignment at 10⁻³, 10⁻⁴ and 10⁻⁵ e in 48/48 materials. At 10⁻⁴ e its joint compression ratio equalled its Hartree-only ratio (median overhead 1.000, 95% CI 1.000–1.000; Fig. 6c) and exceeded that of the best other base codec under the same joint contract in 48/48 materials (median 1.317-fold, 95% CI 1.269–1.360; minimum 1.096). Median joint compression ratios were 298 for R3, 213 for J, 212 for T1 and 18.6 for GF (Fig. 6a). Every certified stream kept its maximum atomic-charge error at or below τB with no voxel reassigned (144/144 stream–tolerance pairs; Fig. 6b).</w:t>
+        <w:t>Ordering the arms as a ladder separates three factors (Fig. 6a). At τ=10⁻⁶, operator-blind rate–distortion allocation in the same Hermitian-orbit representation (A5) certified 5.6-fold more than the best pointwise codec on bulk crystals and 7.3-fold more on slabs; the closed-form operator law (A1) added 1.89- and 2.66-fold to that; and operational allocation in the operator metric (A3) a further 1.105- and 1.222-fold.</w:t>
       </w:r>
     </w:p>
     <w:p>
@@ -1113,7 +1158,7 @@
       <w:r>
         <w:drawing>
           <wp:inline xmlns:a="http://schemas.openxmlformats.org/drawingml/2006/main" xmlns:pic="http://schemas.openxmlformats.org/drawingml/2006/picture">
-            <wp:extent cx="6408000" cy="2238797"/>
+            <wp:extent cx="6408000" cy="3009773"/>
             <wp:docPr id="6" name="Picture 6"/>
             <wp:cNvGraphicFramePr>
               <a:graphicFrameLocks noChangeAspect="1"/>
@@ -1134,7 +1179,7 @@
                   <pic:spPr>
                     <a:xfrm>
                       <a:off x="0" y="0"/>
-                      <a:ext cx="6408000" cy="2238797"/>
+                      <a:ext cx="6408000" cy="3009773"/>
                     </a:xfrm>
                     <a:prstGeom prst="rect"/>
                   </pic:spPr>
@@ -1157,7 +1202,7 @@
           <w:i w:val="0"/>
           <w:sz w:val="16"/>
         </w:rPr>
-        <w:t>Fig. 6 | One operator-aware stream certifies the Hartree potential and Bader charges together.</w:t>
+        <w:t>Fig. 6 | The gain ladder separates transform coding, the operator weight and the optimizer.</w:t>
       </w:r>
       <w:r>
         <w:rPr>
@@ -1166,7 +1211,7 @@
           <w:i w:val="0"/>
           <w:sz w:val="16"/>
         </w:rPr>
-        <w:t xml:space="preserve"> 48 fresh bulk crystals (P2); joint contract: Hartree relative error below 10⁻⁶ and Henkelman Bader charges with an exact all-electron partition reference, error at most τB, zero basin reassignment. </w:t>
+        <w:t xml:space="preserve"> Fresh cohorts as in Fig. 5. </w:t>
       </w:r>
       <w:r>
         <w:rPr>
@@ -1184,7 +1229,7 @@
           <w:i w:val="0"/>
           <w:sz w:val="16"/>
         </w:rPr>
-        <w:t xml:space="preserve">, Joint compression ratio at τB=10⁻⁴ e for each base codec at its best post-processor: operational Hartree encoder (R3), frozen-ladder law (J), spectral truncation (T1) and pointwise codecs (GF) (medians 298, 213, 212 and 18.6; R3 best in 48/48, median 1.317-fold over the best other base). </w:t>
+        <w:t xml:space="preserve">, Certified CR at a Hartree tolerance of 10⁻⁶ for each material (thin lines) and the median (bold) along the arms: best pointwise codec (A6), operator-blind rate–distortion optimum (A5), closed-form law (A1) and operational optimum in the operator metric (A3); the factor between rungs is the median per-material ratio. </w:t>
       </w:r>
       <w:r>
         <w:rPr>
@@ -1202,7 +1247,7 @@
           <w:i w:val="0"/>
           <w:sz w:val="16"/>
         </w:rPr>
-        <w:t xml:space="preserve">, Maximum atomic-charge error of the certified R3 stream per material at each τB (red bars, τB); errors of exactly zero are drawn on the dashed floor; no voxel was reassigned (144/144). </w:t>
+        <w:t xml:space="preserve">, A3/A5, the operator metric at equal optimization, per material at three tolerances; bar, median; whisker, bootstrap 95% CI (at 10⁻⁶: 2.12-fold, 60/60; 3.43-fold, 32/32). </w:t>
       </w:r>
       <w:r>
         <w:rPr>
@@ -1220,7 +1265,7 @@
           <w:i w:val="0"/>
           <w:sz w:val="16"/>
         </w:rPr>
-        <w:t>, Joint overhead (Hartree-only over joint compression ratio) of R3 at each τB (median 1.000 at each), with the number of certify-then-project decisions that applied a projection (0/192, 0/192, 31/165).</w:t>
+        <w:t>, A3/A1, the optimizer's share over the law; dashed line, pre-registered threshold 1.15 (at 10⁻⁶: bulk 1.105, 95% CI 1.090–1.146; slabs 1.222, 1.138–1.359).</w:t>
       </w:r>
     </w:p>
     <w:p>
@@ -1235,7 +1280,22 @@
           <w:i w:val="0"/>
           <w:sz w:val="20"/>
         </w:rPr>
-        <w:t>The Hartree certificate already carries the Bader charges under an exact partition. The unprojected stream was the best joint choice in 48/48 materials at 10⁻³ and 10⁻⁴ e, certify-then-project applied a projection in 0/192, 0/192 and 31/165 decisions at the three tolerances (Fig. 6c), and the median overhead was 1.000 at every τB. The 12-material engineering cohort that authorized this test gave the same picture (12/12; overhead 1.000; 12/12 wins, median 1.355; Supplementary Note 4). When a source must be self-contained, the partition itself can be stored losslessly as a label map or as a partition-faithful all-electron reference (Supplementary Note 3).</w:t>
+        <w:t>The metric carries the gain. At τ=10⁻⁶, the optimum under the operator metric certified 2.12-fold more than the optimum under the blind metric on bulk crystals (95% CI 1.92–2.46; 60/60) and 3.43-fold more on slabs (2.89–4.08; 32/32) (Fig. 6b). The ratio exceeded 1.3 at every tolerance (bulk 1.33, 2.12 and 1.60; slabs 1.82, 3.43 and 3.04 at 10⁻⁴, 10⁻⁶ and 10⁻⁸).</w:t>
+      </w:r>
+    </w:p>
+    <w:p>
+      <w:pPr>
+        <w:spacing w:after="120"/>
+        <w:jc w:val="both"/>
+      </w:pPr>
+      <w:r>
+        <w:rPr>
+          <w:rFonts w:ascii="Arial" w:hAnsi="Arial"/>
+          <w:b w:val="0"/>
+          <w:i w:val="0"/>
+          <w:sz w:val="20"/>
+        </w:rPr>
+        <w:t>The optimizer's share depends on the system class. For bulk crystals the closed-form law is within 10.5% of the operational optimum (median ratio 1.105, 95% CI 1.090–1.146, 60 crystals); for surface slabs operational allocation adds 22% (median ratio 1.222, 95% CI 1.138–1.359, 32 slabs), at a Hartree tolerance of 10⁻⁶ (Fig. 6c). The share shrinks as the tolerance tightens (bulk 1.58, 1.10 and 1.03; slabs 2.22, 1.22 and 1.08 at 10⁻⁴, 10⁻⁶ and 10⁻⁸). The closed-form law is therefore the encoder for bulk crystals at tight tolerances, and operational allocation the encoder for surfaces, for loose tolerances and for joint contracts.</w:t>
       </w:r>
     </w:p>
     <w:p>
@@ -1250,7 +1310,7 @@
           <w:i w:val="0"/>
           <w:sz w:val="20"/>
         </w:rPr>
-        <w:t>The gain is predicted before compression from the operator symbol and the reference spectrum</w:t>
+        <w:t>One stream certifies the Hartree potential and Bader charges together</w:t>
       </w:r>
     </w:p>
     <w:p>
@@ -1265,7 +1325,7 @@
           <w:i w:val="0"/>
           <w:sz w:val="20"/>
         </w:rPr>
-        <w:t>Whether operator-aware coding is worth deploying depends on the operator. For five linear operators of the density (gradient, Laplacian, Hartree field, Hartree potential and Gaussian smoothing with sigma=0.5 Å) and the density itself as control, we compared operator-weighted allocation (ΔG∝ w⁻¹/²) with operator-blind allocation (uniform steps) at equal operator error and recorded the measured gain G obs as the ratio of their compressed sizes. Before any compression, we computed the predicted gain G pred for every material and operator from the operator symbol and the material's reference spectrum alone, with a finite-rate entropy-coded quantization model (Methods), and committed the predictions to the repository.</w:t>
+        <w:t>A stored density usually serves more than one analysis. We froze a joint contract before any run (Methods): Hartree relative error below 10⁻⁶ on the final stream, and Henkelman Bader charges with an exact all-electron partition reference, maximum atomic-charge error at most τB and zero basin reassignment, for τB=10⁻³, 10⁻⁴ and 10⁻⁵ e. Four base codecs competed: the operational Hartree encoder (R3, the A3 codec), the frozen-ladder law (J), spectral truncation (T1) and the best of ZFP, SZ3 and SPERR (GF). Each base received the same post-processors, including uniform per-basin projection, which restores each basin's charge with the additive correction of smallest L₂ and L∞ norm, the Euclidean counterpart of the entropy-divergence constraint satisfaction applied to velocity moments of fusion data,¹² and certify-then-project, which projects only when the decoded stream fails the Bader contract.</w:t>
       </w:r>
     </w:p>
     <w:p>
@@ -1280,7 +1340,7 @@
           <w:i w:val="0"/>
           <w:sz w:val="20"/>
         </w:rPr>
-        <w:t>The predictions matched. At τ=10⁻⁶, the median absolute log error was 0.024 over 300 bulk pairs and 0.029 over 160 slab pairs, with Spearman rank correlations of 0.978 and 0.979 (Fig. 7a); pooled over the 92 materials, 0.026 and 0.977, with 80% of pairs within 25% (per-operator tables in Supplementary Note 5). Every pair of operators was ordered as predicted, and the density control gave G obs=1. At τ=10⁻⁴ the errors were 0.034 and 0.040, with Spearman 0.944 and 0.914 (Fig. 7b). Within each operator that gains, the predictor also ranked the materials (pooled Spearman 0.79 for the Hartree potential, 0.84 for the Hartree field, 0.89 for Gaussian smoothing).</w:t>
+        <w:t>On 48 fresh bulk crystals, one stream from R3, certified for the Hartree potential at 10⁻⁶, was also certified for Bader charges with zero basin reassignment at 10⁻³, 10⁻⁴ and 10⁻⁵ e in 48/48 materials. At 10⁻⁴ e its joint compression ratio equalled its Hartree-only ratio (median overhead 1.000, 95% CI 1.000–1.000; Fig. 7d) and exceeded that of the best other base codec under the same joint contract in 48/48 materials (median 1.317-fold, 95% CI 1.269–1.360; minimum 1.096; Fig. 7a). Median joint compression ratios were 298 for R3, 213 for J, 212 for T1 and 18.6 for GF (Fig. 7b). Every certified stream kept its maximum atomic-charge error at or below τB with no voxel reassigned (144/144 stream–tolerance pairs; Fig. 7c).</w:t>
       </w:r>
     </w:p>
     <w:p>
@@ -1292,7 +1352,7 @@
       <w:r>
         <w:drawing>
           <wp:inline xmlns:a="http://schemas.openxmlformats.org/drawingml/2006/main" xmlns:pic="http://schemas.openxmlformats.org/drawingml/2006/picture">
-            <wp:extent cx="6408000" cy="2520500"/>
+            <wp:extent cx="6408000" cy="3502012"/>
             <wp:docPr id="7" name="Picture 7"/>
             <wp:cNvGraphicFramePr>
               <a:graphicFrameLocks noChangeAspect="1"/>
@@ -1313,7 +1373,7 @@
                   <pic:spPr>
                     <a:xfrm>
                       <a:off x="0" y="0"/>
-                      <a:ext cx="6408000" cy="2520500"/>
+                      <a:ext cx="6408000" cy="3502012"/>
                     </a:xfrm>
                     <a:prstGeom prst="rect"/>
                   </pic:spPr>
@@ -1336,7 +1396,7 @@
           <w:i w:val="0"/>
           <w:sz w:val="16"/>
         </w:rPr>
-        <w:t>Fig. 7 | The gain of operator-aware allocation is predicted before compression.</w:t>
+        <w:t>Fig. 7 | One operator-aware stream certifies the Hartree potential and Bader charges together.</w:t>
       </w:r>
       <w:r>
         <w:rPr>
@@ -1345,7 +1405,7 @@
           <w:i w:val="0"/>
           <w:sz w:val="16"/>
         </w:rPr>
-        <w:t xml:space="preserve"> Five operators (gradient, Laplacian, Hartree field, Hartree potential, Gaussian smoothing with sigma=0.5 Å) on 60 fresh bulk crystals (circles) and 32 fresh surface slabs (triangles); predictions were committed before any compression run (P1 d5fc30b, P3b c1e6564). </w:t>
+        <w:t xml:space="preserve"> 48 fresh bulk crystals (P2); joint contract: Hartree relative error below 10⁻⁶ and Henkelman Bader charges with an exact all-electron partition reference, error at most τB, zero basin reassignment. </w:t>
       </w:r>
       <w:r>
         <w:rPr>
@@ -1363,7 +1423,7 @@
           <w:i w:val="0"/>
           <w:sz w:val="16"/>
         </w:rPr>
-        <w:t xml:space="preserve">, Predicted against measured gain at τ=10⁻⁶ for 300 bulk and 160 slab material–operator pairs; line, identity; band, ±25%. Median absolute log error 0.024 (bulk), 0.029 (slab), 0.026 (pooled); Spearman 0.978, 0.979 and 0.977. </w:t>
+        <w:t xml:space="preserve">, Joint compression ratio of the operational Hartree encoder (R3) against the best other base codec for each material at τB=10⁻⁴ e, coloured by that base; R3 is higher in 48/48 (median 1.317-fold). </w:t>
       </w:r>
       <w:r>
         <w:rPr>
@@ -1381,7 +1441,7 @@
           <w:i w:val="0"/>
           <w:sz w:val="16"/>
         </w:rPr>
-        <w:t xml:space="preserve">, The same at τ=10⁻⁴ (0.034, 0.040, 0.035; Spearman 0.944, 0.914, 0.935). </w:t>
+        <w:t xml:space="preserve">, Joint CR at τB=10⁻⁴ e for each base codec at its best post-processor: R3, frozen-ladder law (J), spectral truncation (T1) and pointwise codecs (GF) (medians 298, 213, 212 and 18.6). </w:t>
       </w:r>
       <w:r>
         <w:rPr>
@@ -1399,7 +1459,43 @@
           <w:i w:val="0"/>
           <w:sz w:val="16"/>
         </w:rPr>
-        <w:t>, Per-operator medians at τ=10⁻⁶, predicted (open) and measured (filled), bulk (circles) and slab (triangles), ordered by predicted gain, with the density control and the pre-registered null-gain band [0.90, 1.11] (shaded).</w:t>
+        <w:t xml:space="preserve">, Maximum atomic-charge error of the certified R3 stream per material at each τB (red bars, τB); errors of exactly zero are drawn on the dashed floor; no voxel was reassigned (144/144). </w:t>
+      </w:r>
+      <w:r>
+        <w:rPr>
+          <w:rFonts w:ascii="Arial" w:hAnsi="Arial"/>
+          <w:b/>
+          <w:i w:val="0"/>
+          <w:sz w:val="16"/>
+        </w:rPr>
+        <w:t>d</w:t>
+      </w:r>
+      <w:r>
+        <w:rPr>
+          <w:rFonts w:ascii="Arial" w:hAnsi="Arial"/>
+          <w:b w:val="0"/>
+          <w:i w:val="0"/>
+          <w:sz w:val="16"/>
+        </w:rPr>
+        <w:t xml:space="preserve">, Joint overhead (Hartree-only over joint CR) of R3 at each τB (median 1.000 at each), with the number of certify-then-project decisions that applied a projection (0/192, 0/192, 31/165). </w:t>
+      </w:r>
+      <w:r>
+        <w:rPr>
+          <w:rFonts w:ascii="Arial" w:hAnsi="Arial"/>
+          <w:b/>
+          <w:i w:val="0"/>
+          <w:sz w:val="16"/>
+        </w:rPr>
+        <w:t>e</w:t>
+      </w:r>
+      <w:r>
+        <w:rPr>
+          <w:rFonts w:ascii="Arial" w:hAnsi="Arial"/>
+          <w:b w:val="0"/>
+          <w:i w:val="0"/>
+          <w:sz w:val="16"/>
+        </w:rPr>
+        <w:t>, Post-processor that gave each base its best joint stream at each τB.</w:t>
       </w:r>
     </w:p>
     <w:p>
@@ -1414,7 +1510,204 @@
           <w:i w:val="0"/>
           <w:sz w:val="20"/>
         </w:rPr>
-        <w:t>The operator symbol sets which operators gain (Fig. 7c). Derivative operators gain little: predicted and measured median gains were 1.014 and 1.011 for the gradient and 1.039 and 1.042 for the Laplacian on bulk crystals (slabs: 1.012 and 1.015; 1.031 and 1.047), and the measured gain fell within [0.90, 1.11] in 100% and 98.3% of bulk crystals (100% and 96.9% of slabs), as predicted. The Hartree field gains about 15% (1.151 and 1.149; slabs 1.164 and 1.165), the Hartree potential 2.6–3.1-fold (2.72 and 2.61; slabs 3.55 and 3.14), and Gaussian smoothing an order of magnitude (17.6 and 12.1; slabs 22.0 and 15.3). The predictor is the classical coding-gain construction³⁴,³⁵ evaluated with a physical weight and a finite-rate dead-zone model; compression-ratio prediction from data statistics is established separately.³⁶</w:t>
+        <w:t>The Hartree certificate already carries the Bader charges under an exact partition. The unprojected stream was the best joint choice in 48/48 materials at 10⁻³ and 10⁻⁴ e and in 33/48 at 10⁻⁵ e, where Hartree-aware projection was best for the other 15, whereas the pointwise streams needed uniform projection in 19, 19 and 21 materials (Fig. 7e); certify-then-project applied a projection in 0/192, 0/192 and 31/165 decisions at the three tolerances (Fig. 7d), and the median overhead was 1.000 at every τB. The 12-material engineering cohort that authorized this test gave the same picture (12/12; overhead 1.000; 12/12 wins, median 1.355; Supplementary Note 4). When a source must be self-contained, the partition itself can be stored losslessly as a label map or as a partition-faithful all-electron reference (Supplementary Note 3).</w:t>
+      </w:r>
+    </w:p>
+    <w:p>
+      <w:pPr>
+        <w:keepNext/>
+        <w:spacing w:before="200" w:after="80"/>
+      </w:pPr>
+      <w:r>
+        <w:rPr>
+          <w:rFonts w:ascii="Arial" w:hAnsi="Arial"/>
+          <w:b/>
+          <w:i w:val="0"/>
+          <w:sz w:val="20"/>
+        </w:rPr>
+        <w:t>The gain is predicted before compression from the operator symbol and the reference spectrum</w:t>
+      </w:r>
+    </w:p>
+    <w:p>
+      <w:pPr>
+        <w:spacing w:after="120"/>
+        <w:jc w:val="both"/>
+      </w:pPr>
+      <w:r>
+        <w:rPr>
+          <w:rFonts w:ascii="Arial" w:hAnsi="Arial"/>
+          <w:b w:val="0"/>
+          <w:i w:val="0"/>
+          <w:sz w:val="20"/>
+        </w:rPr>
+        <w:t>Whether operator-aware coding is worth deploying depends on the operator. For five linear operators of the density (gradient, Laplacian, Hartree field, Hartree potential and Gaussian smoothing with sigma=0.5 Å) and the density itself as control, we compared operator-weighted allocation (ΔG∝ w⁻¹/²) with operator-blind allocation (uniform steps) at equal operator error and recorded the measured gain G obs as the ratio of their compressed sizes. Before any compression, we computed the predicted gain G pred for every material and operator from the operator symbol and the material's reference spectrum alone, with a finite-rate entropy-coded quantization model (Methods), and committed the predictions to the repository.</w:t>
+      </w:r>
+    </w:p>
+    <w:p>
+      <w:pPr>
+        <w:spacing w:after="120"/>
+        <w:jc w:val="both"/>
+      </w:pPr>
+      <w:r>
+        <w:rPr>
+          <w:rFonts w:ascii="Arial" w:hAnsi="Arial"/>
+          <w:b w:val="0"/>
+          <w:i w:val="0"/>
+          <w:sz w:val="20"/>
+        </w:rPr>
+        <w:t>The predictions matched. At τ=10⁻⁶, the median absolute log error was 0.024 over 300 bulk pairs and 0.029 over 160 slab pairs, with Spearman rank correlations of 0.978 and 0.979 (Fig. 8a); pooled over the 92 materials, 0.026 and 0.977, with 80% of pairs within 25% (per-operator tables in Supplementary Note 5). Every pair of operators was ordered as predicted, and the density control gave G obs=1. At τ=10⁻⁴ the errors were 0.034 and 0.040, with Spearman 0.944 and 0.914 (Fig. 8b). Within each operator that gains, the predictor also ranked the materials (pooled Spearman 0.79 for the Hartree potential, 0.84 for the Hartree field, 0.89 for Gaussian smoothing; Fig. 8d–f).</w:t>
+      </w:r>
+    </w:p>
+    <w:p>
+      <w:pPr>
+        <w:keepNext/>
+        <w:spacing w:before="200"/>
+        <w:jc w:val="center"/>
+      </w:pPr>
+      <w:r>
+        <w:drawing>
+          <wp:inline xmlns:a="http://schemas.openxmlformats.org/drawingml/2006/main" xmlns:pic="http://schemas.openxmlformats.org/drawingml/2006/picture">
+            <wp:extent cx="6408000" cy="3920117"/>
+            <wp:docPr id="8" name="Picture 8"/>
+            <wp:cNvGraphicFramePr>
+              <a:graphicFrameLocks noChangeAspect="1"/>
+            </wp:cNvGraphicFramePr>
+            <a:graphic>
+              <a:graphicData uri="http://schemas.openxmlformats.org/drawingml/2006/picture">
+                <pic:pic>
+                  <pic:nvPicPr>
+                    <pic:cNvPr id="0" name="NCFig8.png"/>
+                    <pic:cNvPicPr/>
+                  </pic:nvPicPr>
+                  <pic:blipFill>
+                    <a:blip r:embed="rId16"/>
+                    <a:stretch>
+                      <a:fillRect/>
+                    </a:stretch>
+                  </pic:blipFill>
+                  <pic:spPr>
+                    <a:xfrm>
+                      <a:off x="0" y="0"/>
+                      <a:ext cx="6408000" cy="3920117"/>
+                    </a:xfrm>
+                    <a:prstGeom prst="rect"/>
+                  </pic:spPr>
+                </pic:pic>
+              </a:graphicData>
+            </a:graphic>
+          </wp:inline>
+        </w:drawing>
+      </w:r>
+    </w:p>
+    <w:p>
+      <w:pPr>
+        <w:spacing w:after="240"/>
+        <w:jc w:val="both"/>
+      </w:pPr>
+      <w:r>
+        <w:rPr>
+          <w:rFonts w:ascii="Arial" w:hAnsi="Arial"/>
+          <w:b/>
+          <w:i w:val="0"/>
+          <w:sz w:val="16"/>
+        </w:rPr>
+        <w:t>Fig. 8 | The gain of operator-aware allocation is predicted before compression.</w:t>
+      </w:r>
+      <w:r>
+        <w:rPr>
+          <w:rFonts w:ascii="Arial" w:hAnsi="Arial"/>
+          <w:b w:val="0"/>
+          <w:i w:val="0"/>
+          <w:sz w:val="16"/>
+        </w:rPr>
+        <w:t xml:space="preserve"> Five operators (gradient, Laplacian, Hartree field, Hartree potential, Gaussian smoothing with sigma=0.5 Å) on 60 fresh bulk crystals (circles) and 32 fresh surface slabs (triangles); predictions were committed before any compression run (P1 d5fc30b, P3b c1e6564). </w:t>
+      </w:r>
+      <w:r>
+        <w:rPr>
+          <w:rFonts w:ascii="Arial" w:hAnsi="Arial"/>
+          <w:b/>
+          <w:i w:val="0"/>
+          <w:sz w:val="16"/>
+        </w:rPr>
+        <w:t>a</w:t>
+      </w:r>
+      <w:r>
+        <w:rPr>
+          <w:rFonts w:ascii="Arial" w:hAnsi="Arial"/>
+          <w:b w:val="0"/>
+          <w:i w:val="0"/>
+          <w:sz w:val="16"/>
+        </w:rPr>
+        <w:t xml:space="preserve">, Predicted against measured gain at τ=10⁻⁶ for 300 bulk and 160 slab material–operator pairs; line, identity; band, ±25%. Median absolute log error 0.024 (bulk), 0.029 (slab), 0.026 (pooled); Spearman 0.978, 0.979 and 0.977. </w:t>
+      </w:r>
+      <w:r>
+        <w:rPr>
+          <w:rFonts w:ascii="Arial" w:hAnsi="Arial"/>
+          <w:b/>
+          <w:i w:val="0"/>
+          <w:sz w:val="16"/>
+        </w:rPr>
+        <w:t>b</w:t>
+      </w:r>
+      <w:r>
+        <w:rPr>
+          <w:rFonts w:ascii="Arial" w:hAnsi="Arial"/>
+          <w:b w:val="0"/>
+          <w:i w:val="0"/>
+          <w:sz w:val="16"/>
+        </w:rPr>
+        <w:t xml:space="preserve">, The same at τ=10⁻⁴ (0.034, 0.040, 0.035; Spearman 0.944, 0.914, 0.935). </w:t>
+      </w:r>
+      <w:r>
+        <w:rPr>
+          <w:rFonts w:ascii="Arial" w:hAnsi="Arial"/>
+          <w:b/>
+          <w:i w:val="0"/>
+          <w:sz w:val="16"/>
+        </w:rPr>
+        <w:t>c</w:t>
+      </w:r>
+      <w:r>
+        <w:rPr>
+          <w:rFonts w:ascii="Arial" w:hAnsi="Arial"/>
+          <w:b w:val="0"/>
+          <w:i w:val="0"/>
+          <w:sz w:val="16"/>
+        </w:rPr>
+        <w:t xml:space="preserve">, Per-operator medians at τ=10⁻⁶, predicted (open) and measured (filled), bulk (circles) and slab (triangles), ordered by predicted gain, with the density control and the pre-registered null-gain band [0.90, 1.11] (shaded). </w:t>
+      </w:r>
+      <w:r>
+        <w:rPr>
+          <w:rFonts w:ascii="Arial" w:hAnsi="Arial"/>
+          <w:b/>
+          <w:i w:val="0"/>
+          <w:sz w:val="16"/>
+        </w:rPr>
+        <w:t>d–f</w:t>
+      </w:r>
+      <w:r>
+        <w:rPr>
+          <w:rFonts w:ascii="Arial" w:hAnsi="Arial"/>
+          <w:b w:val="0"/>
+          <w:i w:val="0"/>
+          <w:sz w:val="16"/>
+        </w:rPr>
+        <w:t>, Within-operator ranking at τ=10⁻⁶ over the 92 materials for the three operators that gain (Spearman 0.84, 0.79 and 0.89).</w:t>
+      </w:r>
+    </w:p>
+    <w:p>
+      <w:pPr>
+        <w:spacing w:after="120"/>
+        <w:jc w:val="both"/>
+      </w:pPr>
+      <w:r>
+        <w:rPr>
+          <w:rFonts w:ascii="Arial" w:hAnsi="Arial"/>
+          <w:b w:val="0"/>
+          <w:i w:val="0"/>
+          <w:sz w:val="20"/>
+        </w:rPr>
+        <w:t>The operator symbol sets which operators gain (Fig. 8c). Derivative operators gain little: predicted and measured median gains were 1.014 and 1.011 for the gradient and 1.039 and 1.042 for the Laplacian on bulk crystals (slabs: 1.012 and 1.015; 1.031 and 1.047), and the measured gain fell within [0.90, 1.11] in 100% and 98.3% of bulk crystals (100% and 96.9% of slabs), as predicted. The Hartree field gains about 15% (1.151 and 1.149; slabs 1.164 and 1.165), the Hartree potential 2.6–3.1-fold (2.72 and 2.61; slabs 3.55 and 3.14), and Gaussian smoothing an order of magnitude (17.6 and 12.1; slabs 22.0 and 15.3). The predictor is the classical coding-gain construction³⁴,³⁵ evaluated with a physical weight and a finite-rate dead-zone model; compression-ratio prediction from data statistics is established separately.³⁶</w:t>
       </w:r>
     </w:p>
     <w:p>
@@ -1649,6 +1942,36 @@
           <w:sz w:val="20"/>
         </w:rPr>
         <w:t>Arms follow the frozen protocol. A0: closed-form law, frozen 25-point ladder α/ptp(ρ) ∈ [10⁻⁷,10¹]. A1: closed-form law, continuous α bisection. A2: spectral truncation at cutoff qc ∈ k/32, bisection per cutoff, best cutoff. A3: operational optimum, Δₖ=mₛ uₖ with a per-shell multiplier from a 2¹/⁴ ladder or the shell dropped, selected by bisection on the Lagrange multiplier over each shell's exact (zlib bytes, operator distortion) curve plus a feasibility-preserving greedy polish, under both Hartree certificates with margin 0.995. A5: the same machinery with a flat prior and L₂ selection metric, multiplier chosen only so that the Hartree certificate holds. A6: best of ZFP, SZ3 and SPERR²–⁴ by absolute-tolerance bisection. Bisection arms use 60 iterations in log space and report the highest-ratio evaluated point that passes the decoded certificate; A1, A2 and A6 therefore have equal search. Tolerances were τ ∈ 10⁻⁴,10⁻⁶,10⁻⁸, primary 10⁻⁶.</w:t>
+      </w:r>
+    </w:p>
+    <w:p>
+      <w:pPr>
+        <w:keepNext/>
+        <w:spacing w:before="200" w:after="80"/>
+      </w:pPr>
+      <w:r>
+        <w:rPr>
+          <w:rFonts w:ascii="Arial" w:hAnsi="Arial"/>
+          <w:b/>
+          <w:i w:val="0"/>
+          <w:sz w:val="20"/>
+        </w:rPr>
+        <w:t>Single-density diagnostics</w:t>
+      </w:r>
+    </w:p>
+    <w:p>
+      <w:pPr>
+        <w:spacing w:after="120"/>
+        <w:jc w:val="both"/>
+      </w:pPr>
+      <w:r>
+        <w:rPr>
+          <w:rFonts w:ascii="Arial" w:hAnsi="Arial"/>
+          <w:b w:val="0"/>
+          <w:i w:val="0"/>
+          <w:sz w:val="20"/>
+        </w:rPr>
+        <w:t>Fig. 4 uses one development density (KCN, mp-676693, 84×96×108 grid) and the codecs of the arms: the law codec with continuous α (ΔG=α q², as A1), the same codec with uniform steps (the operator-blind arm of the gain test), the truncation codec at each of the 32 cutoffs, and ZFP, SZ3 and SPERR by absolute tolerance. Rate–distortion curves sweep α or the tolerance; the truncation curve is the lower envelope over cutoffs. Certified points use the bisection of the arms above, with decode back-off. Radial statistics use 48 equal bins in q=|G| safe/G max,safe; the decoded error energy per mode is weighted by |G|⁻⁴.</w:t>
       </w:r>
     </w:p>
     <w:p>
